--- a/doc/O2C_Time_Scope_and_Integration_regenerated.docx
+++ b/doc/O2C_Time_Scope_and_Integration_regenerated.docx
@@ -4810,14 +4810,56 @@
                 <w:b/>
                 <w:i w:val="0"/>
               </w:rPr>
-              <w:t>The main O2C application’s own accrual chain.</w:t>
-            </w:r>
-            <w:r>
-              <w:rPr>
-                <w:b w:val="0"/>
-                <w:i w:val="0"/>
-              </w:rPr>
-              <w:t xml:space="preserve"> A second, direct hand-off that writes into the main application rather than waiting for it to pull from the interface table. It exists because the reporting product that used to feed that chain is being retired, and the main application still needs timesheet figures.</w:t>
+              <w:t>A staging table in our own schema that the accrual module pulls from.</w:t>
+            </w:r>
+            <w:r>
+              <w:rPr>
+                <w:b w:val="0"/>
+                <w:i w:val="0"/>
+              </w:rPr>
+              <w:t xml:space="preserve"> It holds three things for a confirmed month: the </w:t>
+            </w:r>
+            <w:r>
+              <w:rPr>
+                <w:b/>
+                <w:i w:val="0"/>
+              </w:rPr>
+              <w:t>summary</w:t>
+            </w:r>
+            <w:r>
+              <w:rPr>
+                <w:b w:val="0"/>
+                <w:i w:val="0"/>
+              </w:rPr>
+              <w:t xml:space="preserve">, the </w:t>
+            </w:r>
+            <w:r>
+              <w:rPr>
+                <w:b/>
+                <w:i w:val="0"/>
+              </w:rPr>
+              <w:t>complete timesheet employee-wise</w:t>
+            </w:r>
+            <w:r>
+              <w:rPr>
+                <w:b w:val="0"/>
+                <w:i w:val="0"/>
+              </w:rPr>
+              <w:t xml:space="preserve">, and </w:t>
+            </w:r>
+            <w:r>
+              <w:rPr>
+                <w:b/>
+                <w:i w:val="0"/>
+              </w:rPr>
+              <w:t>any adjustments</w:t>
+            </w:r>
+            <w:r>
+              <w:rPr>
+                <w:b w:val="0"/>
+                <w:i w:val="0"/>
+              </w:rPr>
+              <w:t>. We write it; accrual reads it. Nothing is pushed into accrual’s tables.</w:t>
             </w:r>
           </w:p>
         </w:tc>
@@ -4835,28 +4877,14 @@
                 <w:b/>
                 <w:i w:val="0"/>
               </w:rPr>
-              <w:t>Built, deliberately dormant.</w:t>
-            </w:r>
-            <w:r>
-              <w:rPr>
-                <w:b w:val="0"/>
-                <w:i w:val="0"/>
-              </w:rPr>
-              <w:t xml:space="preserve"> By explicit instruction, confirmed months are held locally and nothing is written to the main application yet. The column stays </w:t>
-            </w:r>
-            <w:r>
-              <w:rPr>
-                <w:b w:val="0"/>
-                <w:i/>
-              </w:rPr>
-              <w:t>Pending</w:t>
-            </w:r>
-            <w:r>
-              <w:rPr>
-                <w:b w:val="0"/>
-                <w:i w:val="0"/>
-              </w:rPr>
-              <w:t>, which is what makes the fact that it has not run visible rather than assumed.</w:t>
+              <w:t>Structure pending.</w:t>
+            </w:r>
+            <w:r>
+              <w:rPr>
+                <w:b w:val="0"/>
+                <w:i w:val="0"/>
+              </w:rPr>
+              <w:t xml:space="preserve"> The accrual side is defining the shape and that work is in progress, so the columns are not fixed yet. The direct push that previously occupied this column is superseded — see the note below.</w:t>
             </w:r>
           </w:p>
         </w:tc>
@@ -4942,6 +4970,259 @@
       </w:tr>
     </w:tbl>
     <w:p/>
+    <w:p>
+      <w:pPr>
+        <w:spacing w:before="120" w:after="160"/>
+        <w:ind w:left="288"/>
+        <w:pBdr>
+          <w:left w:val="single" w:sz="18" w:space="8" w:color="D9A53C"/>
+        </w:pBdr>
+      </w:pPr>
+      <w:r>
+        <w:rPr>
+          <w:b/>
+          <w:i w:val="0"/>
+          <w:sz w:val="19"/>
+        </w:rPr>
+        <w:t>This replaces a push with a pull, and most of it already exists.</w:t>
+      </w:r>
+      <w:r>
+        <w:rPr>
+          <w:rFonts w:ascii="Consolas" w:hAnsi="Consolas"/>
+          <w:b w:val="0"/>
+          <w:i w:val="0"/>
+          <w:sz w:val="19"/>
+        </w:rPr>
+        <w:t>PARTNER_STATUS</w:t>
+      </w:r>
+      <w:r>
+        <w:rPr>
+          <w:b w:val="0"/>
+          <w:i w:val="0"/>
+          <w:sz w:val="19"/>
+        </w:rPr>
+        <w:t xml:space="preserve"> used to track a direct hand-off that wrote into the main O2C application’s accrual tables. That is superseded: accrual will pull from a table in our schema instead. </w:t>
+      </w:r>
+      <w:r>
+        <w:rPr>
+          <w:sz w:val="19"/>
+        </w:rPr>
+        <w:br/>
+      </w:r>
+      <w:r>
+        <w:rPr>
+          <w:sz w:val="19"/>
+        </w:rPr>
+        <w:br/>
+      </w:r>
+      <w:r>
+        <w:rPr>
+          <w:b w:val="0"/>
+          <w:i w:val="0"/>
+          <w:sz w:val="19"/>
+        </w:rPr>
+        <w:t xml:space="preserve"> Worth knowing before the structure is agreed — the interface behind </w:t>
+      </w:r>
+      <w:r>
+        <w:rPr>
+          <w:rFonts w:ascii="Consolas" w:hAnsi="Consolas"/>
+          <w:b w:val="0"/>
+          <w:i w:val="0"/>
+          <w:sz w:val="19"/>
+        </w:rPr>
+        <w:t>ACCRUAL_STATUS</w:t>
+      </w:r>
+      <w:r>
+        <w:rPr>
+          <w:b w:val="0"/>
+          <w:i w:val="0"/>
+          <w:sz w:val="19"/>
+        </w:rPr>
+        <w:t xml:space="preserve"> is </w:t>
+      </w:r>
+      <w:r>
+        <w:rPr>
+          <w:b/>
+          <w:i w:val="0"/>
+          <w:sz w:val="19"/>
+        </w:rPr>
+        <w:t>already</w:t>
+      </w:r>
+      <w:r>
+        <w:rPr>
+          <w:b w:val="0"/>
+          <w:i w:val="0"/>
+          <w:sz w:val="19"/>
+        </w:rPr>
+        <w:t xml:space="preserve"> a pull, already day-wise and never rolled up, already carries the </w:t>
+      </w:r>
+      <w:r>
+        <w:rPr>
+          <w:b w:val="0"/>
+          <w:i/>
+          <w:sz w:val="19"/>
+        </w:rPr>
+        <w:t>Reversal</w:t>
+      </w:r>
+      <w:r>
+        <w:rPr>
+          <w:b w:val="0"/>
+          <w:i w:val="0"/>
+          <w:sz w:val="19"/>
+        </w:rPr>
+        <w:t xml:space="preserve"> and </w:t>
+      </w:r>
+      <w:r>
+        <w:rPr>
+          <w:b w:val="0"/>
+          <w:i/>
+          <w:sz w:val="19"/>
+        </w:rPr>
+        <w:t>Adjustment</w:t>
+      </w:r>
+      <w:r>
+        <w:rPr>
+          <w:b w:val="0"/>
+          <w:i w:val="0"/>
+          <w:sz w:val="19"/>
+        </w:rPr>
+        <w:t xml:space="preserve"> rows with a link back to the adjustment they came from, and already has the claim-a-batch-once bookkeeping a puller needs. So of the three things required, the </w:t>
+      </w:r>
+      <w:r>
+        <w:rPr>
+          <w:b/>
+          <w:i w:val="0"/>
+          <w:sz w:val="19"/>
+        </w:rPr>
+        <w:t>complete timesheet</w:t>
+      </w:r>
+      <w:r>
+        <w:rPr>
+          <w:b w:val="0"/>
+          <w:i w:val="0"/>
+          <w:sz w:val="19"/>
+        </w:rPr>
+        <w:t xml:space="preserve"> and the </w:t>
+      </w:r>
+      <w:r>
+        <w:rPr>
+          <w:b/>
+          <w:i w:val="0"/>
+          <w:sz w:val="19"/>
+        </w:rPr>
+        <w:t>adjustments</w:t>
+      </w:r>
+      <w:r>
+        <w:rPr>
+          <w:b w:val="0"/>
+          <w:i w:val="0"/>
+          <w:sz w:val="19"/>
+        </w:rPr>
+        <w:t xml:space="preserve"> are in place in some form. The genuine gap is the </w:t>
+      </w:r>
+      <w:r>
+        <w:rPr>
+          <w:b/>
+          <w:i w:val="0"/>
+          <w:sz w:val="19"/>
+        </w:rPr>
+        <w:t>summary grain</w:t>
+      </w:r>
+      <w:r>
+        <w:rPr>
+          <w:b w:val="0"/>
+          <w:i w:val="0"/>
+          <w:sz w:val="19"/>
+        </w:rPr>
+        <w:t xml:space="preserve"> — that table holds day rows only. </w:t>
+      </w:r>
+      <w:r>
+        <w:rPr>
+          <w:sz w:val="19"/>
+        </w:rPr>
+        <w:br/>
+      </w:r>
+      <w:r>
+        <w:rPr>
+          <w:sz w:val="19"/>
+        </w:rPr>
+        <w:br/>
+      </w:r>
+      <w:r>
+        <w:rPr>
+          <w:b w:val="0"/>
+          <w:i w:val="0"/>
+          <w:sz w:val="19"/>
+        </w:rPr>
+        <w:t xml:space="preserve"> Which raises the question to settle </w:t>
+      </w:r>
+      <w:r>
+        <w:rPr>
+          <w:b w:val="0"/>
+          <w:i/>
+          <w:sz w:val="19"/>
+        </w:rPr>
+        <w:t>before</w:t>
+      </w:r>
+      <w:r>
+        <w:rPr>
+          <w:b w:val="0"/>
+          <w:i w:val="0"/>
+          <w:sz w:val="19"/>
+        </w:rPr>
+        <w:t xml:space="preserve"> the accrual side finalises anything: </w:t>
+      </w:r>
+      <w:r>
+        <w:rPr>
+          <w:b/>
+          <w:i w:val="0"/>
+          <w:sz w:val="19"/>
+        </w:rPr>
+        <w:t>is this one interface or two?</w:t>
+      </w:r>
+      <w:r>
+        <w:rPr>
+          <w:b w:val="0"/>
+          <w:i w:val="0"/>
+          <w:sz w:val="19"/>
+        </w:rPr>
+        <w:t xml:space="preserve"> If accrual pulls everything from one place, then </w:t>
+      </w:r>
+      <w:r>
+        <w:rPr>
+          <w:rFonts w:ascii="Consolas" w:hAnsi="Consolas"/>
+          <w:b w:val="0"/>
+          <w:i w:val="0"/>
+          <w:sz w:val="19"/>
+        </w:rPr>
+        <w:t>ACCRUAL_STATUS</w:t>
+      </w:r>
+      <w:r>
+        <w:rPr>
+          <w:b w:val="0"/>
+          <w:i w:val="0"/>
+          <w:sz w:val="19"/>
+        </w:rPr>
+        <w:t xml:space="preserve"> and </w:t>
+      </w:r>
+      <w:r>
+        <w:rPr>
+          <w:rFonts w:ascii="Consolas" w:hAnsi="Consolas"/>
+          <w:b w:val="0"/>
+          <w:i w:val="0"/>
+          <w:sz w:val="19"/>
+        </w:rPr>
+        <w:t>PARTNER_STATUS</w:t>
+      </w:r>
+      <w:r>
+        <w:rPr>
+          <w:b w:val="0"/>
+          <w:i w:val="0"/>
+          <w:sz w:val="19"/>
+        </w:rPr>
+        <w:t xml:space="preserve"> are tracking the same hand-off and should collapse into one column. If they stay separate, the split needs to be deliberate — for example summary against one and detail against the other — rather than an accident of the push having been replaced. Two pull interfaces for one consumer, filled by the same confirm step, is the shape most likely to drift apart. </w:t>
+      </w:r>
+    </w:p>
     <w:p>
       <w:pPr>
         <w:pStyle w:val="Heading1"/>
@@ -7497,6 +7778,178 @@
           </w:p>
         </w:tc>
       </w:tr>
+      <w:tr>
+        <w:tc>
+          <w:tcPr>
+            <w:tcW w:type="dxa" w:w="3264"/>
+          </w:tcPr>
+          <w:p>
+            <w:pPr>
+              <w:spacing w:after="40"/>
+            </w:pPr>
+            <w:r/>
+            <w:r>
+              <w:rPr>
+                <w:b w:val="0"/>
+                <w:i w:val="0"/>
+              </w:rPr>
+              <w:t>19</w:t>
+            </w:r>
+          </w:p>
+        </w:tc>
+        <w:tc>
+          <w:tcPr>
+            <w:tcW w:type="dxa" w:w="3264"/>
+          </w:tcPr>
+          <w:p>
+            <w:pPr>
+              <w:spacing w:after="40"/>
+            </w:pPr>
+            <w:r/>
+            <w:r>
+              <w:rPr>
+                <w:b/>
+                <w:i w:val="0"/>
+              </w:rPr>
+              <w:t>Structure of the accrual staging table</w:t>
+            </w:r>
+            <w:r>
+              <w:rPr>
+                <w:b w:val="0"/>
+                <w:i w:val="0"/>
+              </w:rPr>
+              <w:t xml:space="preserve"> — summary, complete timesheet employee-wise and adjustments, in our schema for accrual to pull (§3.5, §7.4). Being defined on the accrual side, </w:t>
+            </w:r>
+            <w:r>
+              <w:rPr>
+                <w:b w:val="0"/>
+                <w:i/>
+              </w:rPr>
+              <w:t>work in progress</w:t>
+            </w:r>
+            <w:r>
+              <w:rPr>
+                <w:b w:val="0"/>
+                <w:i w:val="0"/>
+              </w:rPr>
+              <w:t>.</w:t>
+            </w:r>
+          </w:p>
+        </w:tc>
+        <w:tc>
+          <w:tcPr>
+            <w:tcW w:type="dxa" w:w="3264"/>
+          </w:tcPr>
+          <w:p>
+            <w:pPr>
+              <w:spacing w:after="40"/>
+            </w:pPr>
+            <w:r/>
+            <w:r>
+              <w:rPr>
+                <w:b w:val="0"/>
+                <w:i w:val="0"/>
+              </w:rPr>
+              <w:t>accrual team — then build</w:t>
+            </w:r>
+          </w:p>
+        </w:tc>
+      </w:tr>
+      <w:tr>
+        <w:tc>
+          <w:tcPr>
+            <w:tcW w:type="dxa" w:w="3264"/>
+          </w:tcPr>
+          <w:p>
+            <w:pPr>
+              <w:spacing w:after="40"/>
+            </w:pPr>
+            <w:r/>
+            <w:r>
+              <w:rPr>
+                <w:b w:val="0"/>
+                <w:i w:val="0"/>
+              </w:rPr>
+              <w:t>20</w:t>
+            </w:r>
+          </w:p>
+        </w:tc>
+        <w:tc>
+          <w:tcPr>
+            <w:tcW w:type="dxa" w:w="3264"/>
+          </w:tcPr>
+          <w:p>
+            <w:pPr>
+              <w:spacing w:after="40"/>
+            </w:pPr>
+            <w:r/>
+            <w:r>
+              <w:rPr>
+                <w:b/>
+                <w:i w:val="0"/>
+              </w:rPr>
+              <w:t>One accrual interface or two?</w:t>
+            </w:r>
+            <w:r>
+              <w:rPr>
+                <w:b w:val="0"/>
+                <w:i w:val="0"/>
+              </w:rPr>
+              <w:t xml:space="preserve"> The existing interface is already a day-wise pull carrying adjustments, so </w:t>
+            </w:r>
+            <w:r>
+              <w:rPr>
+                <w:rFonts w:ascii="Consolas" w:hAnsi="Consolas"/>
+                <w:b w:val="0"/>
+                <w:i w:val="0"/>
+                <w:sz w:val="18"/>
+              </w:rPr>
+              <w:t>ACCRUAL_STATUS</w:t>
+            </w:r>
+            <w:r>
+              <w:rPr>
+                <w:b w:val="0"/>
+                <w:i w:val="0"/>
+              </w:rPr>
+              <w:t xml:space="preserve"> and </w:t>
+            </w:r>
+            <w:r>
+              <w:rPr>
+                <w:rFonts w:ascii="Consolas" w:hAnsi="Consolas"/>
+                <w:b w:val="0"/>
+                <w:i w:val="0"/>
+                <w:sz w:val="18"/>
+              </w:rPr>
+              <w:t>PARTNER_STATUS</w:t>
+            </w:r>
+            <w:r>
+              <w:rPr>
+                <w:b w:val="0"/>
+                <w:i w:val="0"/>
+              </w:rPr>
+              <w:t xml:space="preserve"> may be tracking the same hand-off. Decide before the structure is fixed (§3.5).</w:t>
+            </w:r>
+          </w:p>
+        </w:tc>
+        <w:tc>
+          <w:tcPr>
+            <w:tcW w:type="dxa" w:w="3264"/>
+          </w:tcPr>
+          <w:p>
+            <w:pPr>
+              <w:spacing w:after="40"/>
+            </w:pPr>
+            <w:r/>
+            <w:r>
+              <w:rPr>
+                <w:b w:val="0"/>
+                <w:i w:val="0"/>
+              </w:rPr>
+              <w:t>functional + accrual team</w:t>
+            </w:r>
+          </w:p>
+        </w:tc>
+      </w:tr>
     </w:tbl>
     <w:p/>
     <w:p>
@@ -9232,7 +9685,7 @@
                 <w:b/>
                 <w:i w:val="0"/>
               </w:rPr>
-              <w:t>ACCRUAL — SUMMARY</w:t>
+              <w:t>ACCRUAL STAGING — our schema</w:t>
             </w:r>
             <w:r>
               <w:br/>
@@ -9242,7 +9695,7 @@
                 <w:b w:val="0"/>
                 <w:i w:val="0"/>
               </w:rPr>
-              <w:t>one row per employee × project-month</w:t>
+              <w:t>summary</w:t>
             </w:r>
             <w:r>
               <w:br/>
@@ -9252,7 +9705,7 @@
                 <w:b w:val="0"/>
                 <w:i w:val="0"/>
               </w:rPr>
-              <w:t>billable / non-billable / leave hours</w:t>
+              <w:t>complete timesheet, employee-wise</w:t>
             </w:r>
             <w:r>
               <w:br/>
@@ -9262,7 +9715,7 @@
                 <w:b w:val="0"/>
                 <w:i w:val="0"/>
               </w:rPr>
-              <w:t>PUSH_STATE READY or BLOCKED</w:t>
+              <w:t>adjustments if any</w:t>
             </w:r>
           </w:p>
         </w:tc>
@@ -9424,7 +9877,7 @@
                 <w:b/>
                 <w:i w:val="0"/>
               </w:rPr>
-              <w:t>ACCRUAL — TIMESHEET LINES</w:t>
+              <w:t>ACCRUAL MODULE PULLS</w:t>
             </w:r>
             <w:r>
               <w:br/>
@@ -9434,24 +9887,17 @@
                 <w:b w:val="0"/>
                 <w:i w:val="0"/>
               </w:rPr>
-              <w:t>the day rows for that employee</w:t>
+              <w:t>reads from our table — we never</w:t>
             </w:r>
             <w:r>
               <w:br/>
             </w:r>
             <w:r>
               <w:rPr>
-                <w:b/>
-                <w:i w:val="0"/>
-              </w:rPr>
-              <w:t>after</w:t>
-            </w:r>
-            <w:r>
-              <w:rPr>
-                <w:b w:val="0"/>
-                <w:i w:val="0"/>
-              </w:rPr>
-              <w:t xml:space="preserve"> the summary — they attach</w:t>
+                <w:b w:val="0"/>
+                <w:i w:val="0"/>
+              </w:rPr>
+              <w:t>write into accrual’s own tables</w:t>
             </w:r>
             <w:r>
               <w:br/>
@@ -9459,9 +9905,9 @@
             <w:r>
               <w:rPr>
                 <w:b w:val="0"/>
-                <w:i w:val="0"/>
-              </w:rPr>
-              <w:t>to the id it returns</w:t>
+                <w:i/>
+              </w:rPr>
+              <w:t>structure WIP, from the accrual side</w:t>
             </w:r>
           </w:p>
         </w:tc>
@@ -12032,7 +12478,17 @@
                 <w:b/>
                 <w:i w:val="0"/>
               </w:rPr>
-              <w:t>Accrual — summary</w:t>
+              <w:t>Accrual staging table</w:t>
+            </w:r>
+            <w:r>
+              <w:br/>
+            </w:r>
+            <w:r>
+              <w:rPr>
+                <w:b w:val="0"/>
+                <w:i w:val="0"/>
+              </w:rPr>
+              <w:t>in our schema; accrual pulls</w:t>
             </w:r>
           </w:p>
         </w:tc>
@@ -12050,14 +12506,49 @@
                 <w:b w:val="0"/>
                 <w:i w:val="0"/>
               </w:rPr>
-              <w:t xml:space="preserve">one row per </w:t>
+              <w:t xml:space="preserve">three record kinds together: the </w:t>
             </w:r>
             <w:r>
               <w:rPr>
                 <w:b/>
                 <w:i w:val="0"/>
               </w:rPr>
-              <w:t>employee × project-month</w:t>
+              <w:t>summary</w:t>
+            </w:r>
+            <w:r>
+              <w:rPr>
+                <w:b w:val="0"/>
+                <w:i w:val="0"/>
+              </w:rPr>
+              <w:t xml:space="preserve">, the </w:t>
+            </w:r>
+            <w:r>
+              <w:rPr>
+                <w:b/>
+                <w:i w:val="0"/>
+              </w:rPr>
+              <w:t>complete timesheet employee-wise</w:t>
+            </w:r>
+            <w:r>
+              <w:rPr>
+                <w:b w:val="0"/>
+                <w:i w:val="0"/>
+              </w:rPr>
+              <w:t xml:space="preserve">, and </w:t>
+            </w:r>
+            <w:r>
+              <w:rPr>
+                <w:b/>
+                <w:i w:val="0"/>
+              </w:rPr>
+              <w:t>adjustments</w:t>
+            </w:r>
+            <w:r>
+              <w:rPr>
+                <w:b w:val="0"/>
+                <w:i w:val="0"/>
+              </w:rPr>
+              <w:t xml:space="preserve"> if any</w:t>
             </w:r>
           </w:p>
         </w:tc>
@@ -12075,118 +12566,21 @@
                 <w:b w:val="0"/>
                 <w:i w:val="0"/>
               </w:rPr>
-              <w:t xml:space="preserve">Billable, non-billable and leave hours. </w:t>
-            </w:r>
-            <w:r>
-              <w:rPr>
-                <w:rFonts w:ascii="Consolas" w:hAnsi="Consolas"/>
-                <w:b w:val="0"/>
-                <w:i w:val="0"/>
-                <w:sz w:val="18"/>
-              </w:rPr>
-              <w:t>PUSH_STATE</w:t>
-            </w:r>
-            <w:r>
-              <w:rPr>
-                <w:b w:val="0"/>
-                <w:i w:val="0"/>
-              </w:rPr>
-              <w:t xml:space="preserve"> is READY or BLOCKED — a month that cannot be handed over is returned rather than filtered out, so it is visible instead of missing.</w:t>
-            </w:r>
-          </w:p>
-        </w:tc>
-      </w:tr>
-      <w:tr>
-        <w:tc>
-          <w:tcPr>
-            <w:tcW w:type="dxa" w:w="2448"/>
-          </w:tcPr>
-          <w:p>
-            <w:pPr>
-              <w:spacing w:after="40"/>
-            </w:pPr>
-            <w:r/>
-            <w:r>
-              <w:rPr>
-                <w:b w:val="0"/>
-                <w:i w:val="0"/>
-              </w:rPr>
-              <w:t>3</w:t>
-            </w:r>
-          </w:p>
-        </w:tc>
-        <w:tc>
-          <w:tcPr>
-            <w:tcW w:type="dxa" w:w="2448"/>
-          </w:tcPr>
-          <w:p>
-            <w:pPr>
-              <w:spacing w:after="40"/>
-            </w:pPr>
-            <w:r/>
+              <w:t xml:space="preserve">We fill it on month confirm; the accrual module reads it. Nothing is written into accrual’s own tables. </w:t>
+            </w:r>
             <w:r>
               <w:rPr>
                 <w:b/>
                 <w:i w:val="0"/>
               </w:rPr>
-              <w:t>Accrual — timesheet lines</w:t>
-            </w:r>
-          </w:p>
-        </w:tc>
-        <w:tc>
-          <w:tcPr>
-            <w:tcW w:type="dxa" w:w="2448"/>
-          </w:tcPr>
-          <w:p>
-            <w:pPr>
-              <w:spacing w:after="40"/>
-            </w:pPr>
-            <w:r/>
-            <w:r>
-              <w:rPr>
-                <w:b w:val="0"/>
-                <w:i w:val="0"/>
-              </w:rPr>
-              <w:t xml:space="preserve">the </w:t>
-            </w:r>
-            <w:r>
-              <w:rPr>
-                <w:b/>
-                <w:i w:val="0"/>
-              </w:rPr>
-              <w:t>day rows</w:t>
-            </w:r>
-            <w:r>
-              <w:rPr>
-                <w:b w:val="0"/>
-                <w:i w:val="0"/>
-              </w:rPr>
-              <w:t xml:space="preserve"> for one employee</w:t>
-            </w:r>
-          </w:p>
-        </w:tc>
-        <w:tc>
-          <w:tcPr>
-            <w:tcW w:type="dxa" w:w="2448"/>
-          </w:tcPr>
-          <w:p>
-            <w:pPr>
-              <w:spacing w:after="40"/>
-            </w:pPr>
-            <w:r/>
-            <w:r>
-              <w:rPr>
-                <w:b/>
-                <w:i w:val="0"/>
-              </w:rPr>
-              <w:t>Must follow the summary</w:t>
-            </w:r>
-            <w:r>
-              <w:rPr>
-                <w:b w:val="0"/>
-                <w:i w:val="0"/>
-              </w:rPr>
-              <w:t>, because the lines attach to the id it returns. Built and deliberately dormant — nothing is written to the main application yet.</w:t>
+              <w:t>The structure is being defined on the accrual side and is not final</w:t>
+            </w:r>
+            <w:r>
+              <w:rPr>
+                <w:b w:val="0"/>
+                <w:i w:val="0"/>
+              </w:rPr>
+              <w:t xml:space="preserve"> — open item 19. See also the note in 3.5 on whether this is one interface or two.</w:t>
             </w:r>
           </w:p>
         </w:tc>
